--- a/descargas/primaria-4-6/word/PRESENTE_primaria-4-6_s2_miercoles-9-dic.docx
+++ b/descargas/primaria-4-6/word/PRESENTE_primaria-4-6_s2_miercoles-9-dic.docx
@@ -86,7 +86,7 @@
       </w:pPr>
       <w:r>
         <w:rPr/>
-        <w:t xml:space="preserve">«El domingo encendimos la segunda vela. Hoy nuestra caja se envuelve». Un grupo pega las piezas de la plantilla 2. «Un regalo bien envuelto dice: «he pensado en ti, me he tomado tiempo para ti»».</w:t>
+        <w:t xml:space="preserve">«El domingo encendimos la segunda vela. Hoy nuestra caja se cierra, como un regalo bien preparado». Un grupo cierra la caja: en el Modelo A la forra con el papel de regalo (plantilla 2) y le pone la tapa; en el Modelo B levanta las cuatro paredes y encaja la tapa. «Un regalo bien envuelto dice: «he pensado en ti, me he tomado tiempo para ti»».</w:t>
       </w:r>
     </w:p>
     <w:p>
